--- a/Software Validation from Datasets/Evaluation Tool/docs/automated_evaluation/Word Documents/6_fresh_clone_validation.docx
+++ b/Software Validation from Datasets/Evaluation Tool/docs/automated_evaluation/Word Documents/6_fresh_clone_validation.docx
@@ -5,48 +5,22 @@
     <w:p>
       <w:pPr>
         <w:pStyle w:val="Title"/>
-        <w:pBdr>
-          <w:bottom w:val="single" w:sz="8" w:color="1F4E79" w:space="4"/>
-        </w:pBdr>
       </w:pPr>
       <w:r>
-        <w:t>Fresh-clone validation</w:t>
+        <w:t>Fresh CPU and CUDA clone validation</w:t>
+      </w:r>
+    </w:p>
+    <w:p>
+      <w:pPr>
+        <w:pStyle w:val="Subtitle"/>
+      </w:pPr>
+      <w:r>
+        <w:t>Operational contract • generated from version-controlled Markdown</w:t>
       </w:r>
     </w:p>
     <w:p>
       <w:r>
-        <w:t xml:space="preserve">Verdict: </w:t>
-      </w:r>
-      <w:r>
-        <w:rPr>
-          <w:b/>
-        </w:rPr>
-        <w:t>`fresh_clone_ready_with_manual_prerequisites`</w:t>
-      </w:r>
-      <w:r>
-        <w:t xml:space="preserve"> for the remote </w:t>
-      </w:r>
-      <w:r>
-        <w:rPr>
-          <w:rFonts w:ascii="Consolas" w:hAnsi="Consolas"/>
-          <w:color w:val="1F2937"/>
-          <w:sz w:val="19"/>
-        </w:rPr>
-        <w:t>handoff</w:t>
-      </w:r>
-      <w:r>
-        <w:t xml:space="preserve"> commit </w:t>
-      </w:r>
-      <w:r>
-        <w:rPr>
-          <w:rFonts w:ascii="Consolas" w:hAnsi="Consolas"/>
-          <w:color w:val="1F2937"/>
-          <w:sz w:val="19"/>
-        </w:rPr>
-        <w:t>4e1c1e7cea17bfdea87f4af6c4ae1d23d5052f44</w:t>
-      </w:r>
-      <w:r>
-        <w:t>. This proves the committed Evaluation Tool can reach a real Whisper Base result; it does not prove that the uncommitted Stage 14 launch package is reproducible from GitHub.</w:t>
+        <w:t>Use two new clones, for example just-peachy-launch-a-cpu-final and just-peachy-launch-a-gpu. Preserve the historical just-peachy-launch-a. Do not copy .venv or .stage8-envs between checkouts.</w:t>
       </w:r>
     </w:p>
     <w:p>
@@ -54,7 +28,7 @@
         <w:pStyle w:val="Heading2"/>
       </w:pPr>
       <w:r>
-        <w:t>Executed evidence</w:t>
+        <w:t>Procedure</w:t>
       </w:r>
     </w:p>
     <w:tbl>
@@ -63,690 +37,68 @@
         <w:jc w:val="center"/>
         <w:tblLayout w:type="autofit"/>
         <w:tblLook w:firstColumn="1" w:firstRow="1" w:lastColumn="0" w:lastRow="0" w:noHBand="0" w:noVBand="1" w:val="04A0"/>
-        <w:tblBorders>
-          <w:top w:val="single" w:sz="4" w:space="0" w:color="B7C9DA"/>
-          <w:left w:val="single" w:sz="4" w:space="0" w:color="B7C9DA"/>
-          <w:bottom w:val="single" w:sz="4" w:space="0" w:color="B7C9DA"/>
-          <w:right w:val="single" w:sz="4" w:space="0" w:color="B7C9DA"/>
-          <w:insideH w:val="single" w:sz="4" w:space="0" w:color="B7C9DA"/>
-          <w:insideV w:val="single" w:sz="4" w:space="0" w:color="B7C9DA"/>
-        </w:tblBorders>
       </w:tblPr>
       <w:tblGrid>
-        <w:gridCol w:w="5083"/>
-        <w:gridCol w:w="5083"/>
+        <w:gridCol w:w="10570"/>
       </w:tblGrid>
-      <w:tr>
-        <w:trPr>
-          <w:tblHeader w:val="true"/>
-        </w:trPr>
-        <w:tc>
-          <w:tcPr>
-            <w:tcW w:type="dxa" w:w="5083"/>
-            <w:vAlign w:val="center"/>
-            <w:tcMar>
-              <w:top w:w="70" w:type="dxa"/>
-              <w:start w:w="80" w:type="dxa"/>
-              <w:bottom w:w="70" w:type="dxa"/>
-              <w:end w:w="80" w:type="dxa"/>
-            </w:tcMar>
-            <w:shd w:fill="EAF1F8"/>
-          </w:tcPr>
-          <w:p>
-            <w:pPr>
-              <w:spacing w:after="0" w:line="240" w:lineRule="auto"/>
-            </w:pPr>
-            <w:r>
-              <w:rPr>
-                <w:b/>
-                <w:color w:val="1F4E79"/>
-                <w:sz w:val="17"/>
-              </w:rPr>
-              <w:t>Check</w:t>
-            </w:r>
-          </w:p>
-        </w:tc>
-        <w:tc>
-          <w:tcPr>
-            <w:tcW w:type="dxa" w:w="5083"/>
-            <w:vAlign w:val="center"/>
-            <w:tcMar>
-              <w:top w:w="70" w:type="dxa"/>
-              <w:start w:w="80" w:type="dxa"/>
-              <w:bottom w:w="70" w:type="dxa"/>
-              <w:end w:w="80" w:type="dxa"/>
-            </w:tcMar>
-            <w:shd w:fill="EAF1F8"/>
-          </w:tcPr>
-          <w:p>
-            <w:pPr>
-              <w:spacing w:after="0" w:line="240" w:lineRule="auto"/>
-            </w:pPr>
-            <w:r>
-              <w:rPr>
-                <w:b/>
-                <w:color w:val="1F4E79"/>
-                <w:sz w:val="17"/>
-              </w:rPr>
-              <w:t>Observed result</w:t>
-            </w:r>
-          </w:p>
-        </w:tc>
-      </w:tr>
       <w:tr>
         <w:tc>
           <w:tcPr>
-            <w:tcW w:type="dxa" w:w="5083"/>
-            <w:vAlign w:val="center"/>
+            <w:tcW w:type="dxa" w:w="10570"/>
+            <w:shd w:fill="F2F4F7"/>
             <w:tcMar>
-              <w:top w:w="70" w:type="dxa"/>
-              <w:start w:w="80" w:type="dxa"/>
-              <w:bottom w:w="70" w:type="dxa"/>
-              <w:end w:w="80" w:type="dxa"/>
+              <w:top w:w="110" w:type="dxa"/>
+              <w:start w:w="110" w:type="dxa"/>
+              <w:bottom w:w="110" w:type="dxa"/>
+              <w:end w:w="110" w:type="dxa"/>
             </w:tcMar>
           </w:tcPr>
           <w:p>
             <w:pPr>
-              <w:spacing w:after="0" w:line="240" w:lineRule="auto"/>
-            </w:pPr>
-            <w:r>
-              <w:rPr>
-                <w:sz w:val="17"/>
-              </w:rPr>
-              <w:t>Genuine clone</w:t>
-            </w:r>
-          </w:p>
-        </w:tc>
-        <w:tc>
-          <w:tcPr>
-            <w:tcW w:type="dxa" w:w="5083"/>
-            <w:vAlign w:val="center"/>
-            <w:tcMar>
-              <w:top w:w="70" w:type="dxa"/>
-              <w:start w:w="80" w:type="dxa"/>
-              <w:bottom w:w="70" w:type="dxa"/>
-              <w:end w:w="80" w:type="dxa"/>
-            </w:tcMar>
-          </w:tcPr>
-          <w:p>
-            <w:pPr>
-              <w:spacing w:after="0" w:line="240" w:lineRule="auto"/>
+              <w:spacing w:after="0"/>
             </w:pPr>
             <w:r>
               <w:rPr>
                 <w:rFonts w:ascii="Consolas" w:hAnsi="Consolas"/>
-                <w:color w:val="1F2937"/>
-                <w:sz w:val="17"/>
+                <w:sz w:val="13"/>
               </w:rPr>
-              <w:t>git clone https://github.com/will-sloan/just-peachy.git</w:t>
-            </w:r>
-            <w:r>
-              <w:rPr>
-                <w:sz w:val="17"/>
-              </w:rPr>
-              <w:t xml:space="preserve">; branch </w:t>
-            </w:r>
-            <w:r>
-              <w:rPr>
-                <w:rFonts w:ascii="Consolas" w:hAnsi="Consolas"/>
-                <w:color w:val="1F2937"/>
-                <w:sz w:val="17"/>
-              </w:rPr>
-              <w:t>handoff</w:t>
-            </w:r>
-            <w:r>
-              <w:rPr>
-                <w:sz w:val="17"/>
-              </w:rPr>
-              <w:t>; exact remote commit above</w:t>
-            </w:r>
-          </w:p>
-        </w:tc>
-      </w:tr>
-      <w:tr>
-        <w:tc>
-          <w:tcPr>
-            <w:tcW w:type="dxa" w:w="5083"/>
-            <w:vAlign w:val="center"/>
-            <w:tcMar>
-              <w:top w:w="70" w:type="dxa"/>
-              <w:start w:w="80" w:type="dxa"/>
-              <w:bottom w:w="70" w:type="dxa"/>
-              <w:end w:w="80" w:type="dxa"/>
-            </w:tcMar>
-          </w:tcPr>
-          <w:p>
-            <w:pPr>
-              <w:spacing w:after="0" w:line="240" w:lineRule="auto"/>
-            </w:pPr>
-            <w:r>
-              <w:rPr>
-                <w:sz w:val="17"/>
-              </w:rPr>
-              <w:t>Disposable clone</w:t>
-            </w:r>
-          </w:p>
-        </w:tc>
-        <w:tc>
-          <w:tcPr>
-            <w:tcW w:type="dxa" w:w="5083"/>
-            <w:vAlign w:val="center"/>
-            <w:tcMar>
-              <w:top w:w="70" w:type="dxa"/>
-              <w:start w:w="80" w:type="dxa"/>
-              <w:bottom w:w="70" w:type="dxa"/>
-              <w:end w:w="80" w:type="dxa"/>
-            </w:tcMar>
-          </w:tcPr>
-          <w:p>
-            <w:pPr>
-              <w:spacing w:after="0" w:line="240" w:lineRule="auto"/>
-            </w:pPr>
-            <w:r>
-              <w:rPr>
-                <w:rFonts w:ascii="Consolas" w:hAnsi="Consolas"/>
-                <w:color w:val="1F2937"/>
-                <w:sz w:val="17"/>
-              </w:rPr>
-              <w:t>&lt;disposable-workspace&gt;/prompt14-clean-clone</w:t>
-            </w:r>
-            <w:r>
-              <w:rPr>
-                <w:sz w:val="17"/>
-              </w:rPr>
-              <w:t xml:space="preserve"> (portable privacy-safe location recorded in shared evidence)</w:t>
-            </w:r>
-          </w:p>
-        </w:tc>
-      </w:tr>
-      <w:tr>
-        <w:tc>
-          <w:tcPr>
-            <w:tcW w:type="dxa" w:w="5083"/>
-            <w:vAlign w:val="center"/>
-            <w:tcMar>
-              <w:top w:w="70" w:type="dxa"/>
-              <w:start w:w="80" w:type="dxa"/>
-              <w:bottom w:w="70" w:type="dxa"/>
-              <w:end w:w="80" w:type="dxa"/>
-            </w:tcMar>
-          </w:tcPr>
-          <w:p>
-            <w:pPr>
-              <w:spacing w:after="0" w:line="240" w:lineRule="auto"/>
-            </w:pPr>
-            <w:r>
-              <w:rPr>
-                <w:sz w:val="17"/>
-              </w:rPr>
-              <w:t>Environment</w:t>
-            </w:r>
-          </w:p>
-        </w:tc>
-        <w:tc>
-          <w:tcPr>
-            <w:tcW w:type="dxa" w:w="5083"/>
-            <w:vAlign w:val="center"/>
-            <w:tcMar>
-              <w:top w:w="70" w:type="dxa"/>
-              <w:start w:w="80" w:type="dxa"/>
-              <w:bottom w:w="70" w:type="dxa"/>
-              <w:end w:w="80" w:type="dxa"/>
-            </w:tcMar>
-          </w:tcPr>
-          <w:p>
-            <w:pPr>
-              <w:spacing w:after="0" w:line="240" w:lineRule="auto"/>
-            </w:pPr>
-            <w:r>
-              <w:rPr>
-                <w:sz w:val="17"/>
-              </w:rPr>
-              <w:t xml:space="preserve">New clone-local </w:t>
-            </w:r>
-            <w:r>
-              <w:rPr>
-                <w:rFonts w:ascii="Consolas" w:hAnsi="Consolas"/>
-                <w:color w:val="1F2937"/>
-                <w:sz w:val="17"/>
-              </w:rPr>
-              <w:t>.venv</w:t>
-            </w:r>
-            <w:r>
-              <w:rPr>
-                <w:sz w:val="17"/>
-              </w:rPr>
-              <w:t xml:space="preserve">; no reuse of the development </w:t>
-            </w:r>
-            <w:r>
-              <w:rPr>
-                <w:rFonts w:ascii="Consolas" w:hAnsi="Consolas"/>
-                <w:color w:val="1F2937"/>
-                <w:sz w:val="17"/>
-              </w:rPr>
-              <w:t>.venv</w:t>
-            </w:r>
-          </w:p>
-        </w:tc>
-      </w:tr>
-      <w:tr>
-        <w:tc>
-          <w:tcPr>
-            <w:tcW w:type="dxa" w:w="5083"/>
-            <w:vAlign w:val="center"/>
-            <w:tcMar>
-              <w:top w:w="70" w:type="dxa"/>
-              <w:start w:w="80" w:type="dxa"/>
-              <w:bottom w:w="70" w:type="dxa"/>
-              <w:end w:w="80" w:type="dxa"/>
-            </w:tcMar>
-          </w:tcPr>
-          <w:p>
-            <w:pPr>
-              <w:spacing w:after="0" w:line="240" w:lineRule="auto"/>
-            </w:pPr>
-            <w:r>
-              <w:rPr>
-                <w:sz w:val="17"/>
-              </w:rPr>
-              <w:t>Install</w:t>
-            </w:r>
-          </w:p>
-        </w:tc>
-        <w:tc>
-          <w:tcPr>
-            <w:tcW w:type="dxa" w:w="5083"/>
-            <w:vAlign w:val="center"/>
-            <w:tcMar>
-              <w:top w:w="70" w:type="dxa"/>
-              <w:start w:w="80" w:type="dxa"/>
-              <w:bottom w:w="70" w:type="dxa"/>
-              <w:end w:w="80" w:type="dxa"/>
-            </w:tcMar>
-          </w:tcPr>
-          <w:p>
-            <w:pPr>
-              <w:spacing w:after="0" w:line="240" w:lineRule="auto"/>
-            </w:pPr>
-            <w:r>
-              <w:rPr>
-                <w:rFonts w:ascii="Consolas" w:hAnsi="Consolas"/>
-                <w:color w:val="1F2937"/>
-                <w:sz w:val="17"/>
-              </w:rPr>
-              <w:t>powershell -ExecutionPolicy Bypass -File install.ps1 -Profile dev -Device cpu</w:t>
-            </w:r>
-            <w:r>
-              <w:rPr>
-                <w:sz w:val="17"/>
-              </w:rPr>
-              <w:t xml:space="preserve"> succeeded</w:t>
-            </w:r>
-          </w:p>
-        </w:tc>
-      </w:tr>
-      <w:tr>
-        <w:tc>
-          <w:tcPr>
-            <w:tcW w:type="dxa" w:w="5083"/>
-            <w:vAlign w:val="center"/>
-            <w:tcMar>
-              <w:top w:w="70" w:type="dxa"/>
-              <w:start w:w="80" w:type="dxa"/>
-              <w:bottom w:w="70" w:type="dxa"/>
-              <w:end w:w="80" w:type="dxa"/>
-            </w:tcMar>
-          </w:tcPr>
-          <w:p>
-            <w:pPr>
-              <w:spacing w:after="0" w:line="240" w:lineRule="auto"/>
-            </w:pPr>
-            <w:r>
-              <w:rPr>
-                <w:sz w:val="17"/>
-              </w:rPr>
-              <w:t>Activation</w:t>
-            </w:r>
-          </w:p>
-        </w:tc>
-        <w:tc>
-          <w:tcPr>
-            <w:tcW w:type="dxa" w:w="5083"/>
-            <w:vAlign w:val="center"/>
-            <w:tcMar>
-              <w:top w:w="70" w:type="dxa"/>
-              <w:start w:w="80" w:type="dxa"/>
-              <w:bottom w:w="70" w:type="dxa"/>
-              <w:end w:w="80" w:type="dxa"/>
-            </w:tcMar>
-          </w:tcPr>
-          <w:p>
-            <w:pPr>
-              <w:spacing w:after="0" w:line="240" w:lineRule="auto"/>
-            </w:pPr>
-            <w:r>
-              <w:rPr>
-                <w:rFonts w:ascii="Consolas" w:hAnsi="Consolas"/>
-                <w:color w:val="1F2937"/>
-                <w:sz w:val="17"/>
-              </w:rPr>
-              <w:t>powershell -ExecutionPolicy Bypass</w:t>
-            </w:r>
-            <w:r>
-              <w:rPr>
-                <w:sz w:val="17"/>
-              </w:rPr>
-              <w:t xml:space="preserve"> activation succeeded; </w:t>
-            </w:r>
-            <w:r>
-              <w:rPr>
-                <w:rFonts w:ascii="Consolas" w:hAnsi="Consolas"/>
-                <w:color w:val="1F2937"/>
-                <w:sz w:val="17"/>
-              </w:rPr>
-              <w:t>activate.bat</w:t>
-            </w:r>
-            <w:r>
-              <w:rPr>
-                <w:sz w:val="17"/>
-              </w:rPr>
-              <w:t xml:space="preserve"> succeeded in cmd; plain PowerShell activation is blocked by this machine's execution policy unless process bypass is used</w:t>
-            </w:r>
-          </w:p>
-        </w:tc>
-      </w:tr>
-      <w:tr>
-        <w:tc>
-          <w:tcPr>
-            <w:tcW w:type="dxa" w:w="5083"/>
-            <w:vAlign w:val="center"/>
-            <w:tcMar>
-              <w:top w:w="70" w:type="dxa"/>
-              <w:start w:w="80" w:type="dxa"/>
-              <w:bottom w:w="70" w:type="dxa"/>
-              <w:end w:w="80" w:type="dxa"/>
-            </w:tcMar>
-          </w:tcPr>
-          <w:p>
-            <w:pPr>
-              <w:spacing w:after="0" w:line="240" w:lineRule="auto"/>
-            </w:pPr>
-            <w:r>
-              <w:rPr>
-                <w:sz w:val="17"/>
-              </w:rPr>
-              <w:t>Dependency consistency</w:t>
-            </w:r>
-          </w:p>
-        </w:tc>
-        <w:tc>
-          <w:tcPr>
-            <w:tcW w:type="dxa" w:w="5083"/>
-            <w:vAlign w:val="center"/>
-            <w:tcMar>
-              <w:top w:w="70" w:type="dxa"/>
-              <w:start w:w="80" w:type="dxa"/>
-              <w:bottom w:w="70" w:type="dxa"/>
-              <w:end w:w="80" w:type="dxa"/>
-            </w:tcMar>
-          </w:tcPr>
-          <w:p>
-            <w:pPr>
-              <w:spacing w:after="0" w:line="240" w:lineRule="auto"/>
-            </w:pPr>
-            <w:r>
-              <w:rPr>
-                <w:rFonts w:ascii="Consolas" w:hAnsi="Consolas"/>
-                <w:color w:val="1F2937"/>
-                <w:sz w:val="17"/>
-              </w:rPr>
-              <w:t>pip check</w:t>
-            </w:r>
-            <w:r>
-              <w:rPr>
-                <w:sz w:val="17"/>
-              </w:rPr>
-              <w:t xml:space="preserve"> reported no broken requirements</w:t>
-            </w:r>
-          </w:p>
-        </w:tc>
-      </w:tr>
-      <w:tr>
-        <w:tc>
-          <w:tcPr>
-            <w:tcW w:type="dxa" w:w="5083"/>
-            <w:vAlign w:val="center"/>
-            <w:tcMar>
-              <w:top w:w="70" w:type="dxa"/>
-              <w:start w:w="80" w:type="dxa"/>
-              <w:bottom w:w="70" w:type="dxa"/>
-              <w:end w:w="80" w:type="dxa"/>
-            </w:tcMar>
-          </w:tcPr>
-          <w:p>
-            <w:pPr>
-              <w:spacing w:after="0" w:line="240" w:lineRule="auto"/>
-            </w:pPr>
-            <w:r>
-              <w:rPr>
-                <w:sz w:val="17"/>
-              </w:rPr>
-              <w:t>Verifier</w:t>
-            </w:r>
-          </w:p>
-        </w:tc>
-        <w:tc>
-          <w:tcPr>
-            <w:tcW w:type="dxa" w:w="5083"/>
-            <w:vAlign w:val="center"/>
-            <w:tcMar>
-              <w:top w:w="70" w:type="dxa"/>
-              <w:start w:w="80" w:type="dxa"/>
-              <w:bottom w:w="70" w:type="dxa"/>
-              <w:end w:w="80" w:type="dxa"/>
-            </w:tcMar>
-          </w:tcPr>
-          <w:p>
-            <w:pPr>
-              <w:spacing w:after="0" w:line="240" w:lineRule="auto"/>
-            </w:pPr>
-            <w:r>
-              <w:rPr>
-                <w:sz w:val="17"/>
-              </w:rPr>
-              <w:t>25/26 checks after core asset bootstrap; only FFmpeg remained absent; CUDA correctly reported optional/unavailable in the CPU environment</w:t>
-            </w:r>
-          </w:p>
-        </w:tc>
-      </w:tr>
-      <w:tr>
-        <w:tc>
-          <w:tcPr>
-            <w:tcW w:type="dxa" w:w="5083"/>
-            <w:vAlign w:val="center"/>
-            <w:tcMar>
-              <w:top w:w="70" w:type="dxa"/>
-              <w:start w:w="80" w:type="dxa"/>
-              <w:bottom w:w="70" w:type="dxa"/>
-              <w:end w:w="80" w:type="dxa"/>
-            </w:tcMar>
-          </w:tcPr>
-          <w:p>
-            <w:pPr>
-              <w:spacing w:after="0" w:line="240" w:lineRule="auto"/>
-            </w:pPr>
-            <w:r>
-              <w:rPr>
-                <w:sz w:val="17"/>
-              </w:rPr>
-              <w:t>Model acquisition</w:t>
-            </w:r>
-          </w:p>
-        </w:tc>
-        <w:tc>
-          <w:tcPr>
-            <w:tcW w:type="dxa" w:w="5083"/>
-            <w:vAlign w:val="center"/>
-            <w:tcMar>
-              <w:top w:w="70" w:type="dxa"/>
-              <w:start w:w="80" w:type="dxa"/>
-              <w:bottom w:w="70" w:type="dxa"/>
-              <w:end w:w="80" w:type="dxa"/>
-            </w:tcMar>
-          </w:tcPr>
-          <w:p>
-            <w:pPr>
-              <w:spacing w:after="0" w:line="240" w:lineRule="auto"/>
-            </w:pPr>
-            <w:r>
-              <w:rPr>
-                <w:sz w:val="17"/>
-              </w:rPr>
-              <w:t>Repository bootstrap downloaded Whisper Tiny, Base, and Small and prepared SpeechBrain ECAPA; no inference-time download was enabled</w:t>
-            </w:r>
-          </w:p>
-        </w:tc>
-      </w:tr>
-      <w:tr>
-        <w:tc>
-          <w:tcPr>
-            <w:tcW w:type="dxa" w:w="5083"/>
-            <w:vAlign w:val="center"/>
-            <w:tcMar>
-              <w:top w:w="70" w:type="dxa"/>
-              <w:start w:w="80" w:type="dxa"/>
-              <w:bottom w:w="70" w:type="dxa"/>
-              <w:end w:w="80" w:type="dxa"/>
-            </w:tcMar>
-          </w:tcPr>
-          <w:p>
-            <w:pPr>
-              <w:spacing w:after="0" w:line="240" w:lineRule="auto"/>
-            </w:pPr>
-            <w:r>
-              <w:rPr>
-                <w:sz w:val="17"/>
-              </w:rPr>
-              <w:t>Dataset access</w:t>
-            </w:r>
-          </w:p>
-        </w:tc>
-        <w:tc>
-          <w:tcPr>
-            <w:tcW w:type="dxa" w:w="5083"/>
-            <w:vAlign w:val="center"/>
-            <w:tcMar>
-              <w:top w:w="70" w:type="dxa"/>
-              <w:start w:w="80" w:type="dxa"/>
-              <w:bottom w:w="70" w:type="dxa"/>
-              <w:end w:w="80" w:type="dxa"/>
-            </w:tcMar>
-          </w:tcPr>
-          <w:p>
-            <w:pPr>
-              <w:spacing w:after="0" w:line="240" w:lineRule="auto"/>
-            </w:pPr>
-            <w:r>
-              <w:rPr>
-                <w:sz w:val="17"/>
-              </w:rPr>
-              <w:t>Operator-supplied raw data was linked into the clone; the metadata alias-resolution defect found during this test is corrected in the current Stage 14 worktree</w:t>
-            </w:r>
-          </w:p>
-        </w:tc>
-      </w:tr>
-      <w:tr>
-        <w:tc>
-          <w:tcPr>
-            <w:tcW w:type="dxa" w:w="5083"/>
-            <w:vAlign w:val="center"/>
-            <w:tcMar>
-              <w:top w:w="70" w:type="dxa"/>
-              <w:start w:w="80" w:type="dxa"/>
-              <w:bottom w:w="70" w:type="dxa"/>
-              <w:end w:w="80" w:type="dxa"/>
-            </w:tcMar>
-          </w:tcPr>
-          <w:p>
-            <w:pPr>
-              <w:spacing w:after="0" w:line="240" w:lineRule="auto"/>
-            </w:pPr>
-            <w:r>
-              <w:rPr>
-                <w:sz w:val="17"/>
-              </w:rPr>
-              <w:t>Real run</w:t>
-            </w:r>
-          </w:p>
-        </w:tc>
-        <w:tc>
-          <w:tcPr>
-            <w:tcW w:type="dxa" w:w="5083"/>
-            <w:vAlign w:val="center"/>
-            <w:tcMar>
-              <w:top w:w="70" w:type="dxa"/>
-              <w:start w:w="80" w:type="dxa"/>
-              <w:bottom w:w="70" w:type="dxa"/>
-              <w:end w:w="80" w:type="dxa"/>
-            </w:tcMar>
-          </w:tcPr>
-          <w:p>
-            <w:pPr>
-              <w:spacing w:after="0" w:line="240" w:lineRule="auto"/>
-            </w:pPr>
-            <w:r>
-              <w:rPr>
-                <w:sz w:val="17"/>
-              </w:rPr>
-              <w:t>One CMU Arctic utterance through configured Whisper Base, standardized prediction, diagnostics, scoring, 11 plots, and report</w:t>
-            </w:r>
-          </w:p>
-        </w:tc>
-      </w:tr>
-      <w:tr>
-        <w:tc>
-          <w:tcPr>
-            <w:tcW w:type="dxa" w:w="5083"/>
-            <w:vAlign w:val="center"/>
-            <w:tcMar>
-              <w:top w:w="70" w:type="dxa"/>
-              <w:start w:w="80" w:type="dxa"/>
-              <w:bottom w:w="70" w:type="dxa"/>
-              <w:end w:w="80" w:type="dxa"/>
-            </w:tcMar>
-          </w:tcPr>
-          <w:p>
-            <w:pPr>
-              <w:spacing w:after="0" w:line="240" w:lineRule="auto"/>
-            </w:pPr>
-            <w:r>
-              <w:rPr>
-                <w:sz w:val="17"/>
-              </w:rPr>
-              <w:t>Real result</w:t>
-            </w:r>
-          </w:p>
-        </w:tc>
-        <w:tc>
-          <w:tcPr>
-            <w:tcW w:type="dxa" w:w="5083"/>
-            <w:vAlign w:val="center"/>
-            <w:tcMar>
-              <w:top w:w="70" w:type="dxa"/>
-              <w:start w:w="80" w:type="dxa"/>
-              <w:bottom w:w="70" w:type="dxa"/>
-              <w:end w:w="80" w:type="dxa"/>
-            </w:tcMar>
-          </w:tcPr>
-          <w:p>
-            <w:pPr>
-              <w:spacing w:after="0" w:line="240" w:lineRule="auto"/>
-            </w:pPr>
-            <w:r>
-              <w:rPr>
-                <w:sz w:val="17"/>
-              </w:rPr>
-              <w:t>1 selected, 1 prediction, 0 failures, 0 missing; aggregate WER 0.25 for this smoke only</w:t>
+              <w:t>[powershell]</w:t>
+              <w:br/>
+              <w:t># Create the CPU clone</w:t>
+              <w:br/>
+              <w:t>git clone &lt;repository-url-or-approved-local-source&gt; C:\Users\amiri\Documents\GitHub\just-peachy-launch-a-cpu-final</w:t>
+              <w:br/>
+              <w:t>Set-Location C:\Users\amiri\Documents\GitHub\just-peachy-launch-a-cpu-final</w:t>
+              <w:br/>
+              <w:t>git switch handoff</w:t>
+              <w:br/>
+              <w:t>git checkout &lt;FINAL_LAUNCH_COMMIT&gt;</w:t>
+              <w:br/>
+              <w:t>git status --short</w:t>
+              <w:br/>
+              <w:t>powershell -ExecutionPolicy Bypass -File scripts\prepare_execution_mode.ps1 -Mode cpu -InstallFFmpeg -DownloadModels</w:t>
+              <w:br/>
+              <w:t>$Python = Join-Path (Get-Location) '.venv\Scripts\python.exe'</w:t>
+              <w:br/>
+              <w:br/>
+              <w:t># Create the CUDA clone in a separate shell</w:t>
+              <w:br/>
+              <w:t>git clone &lt;repository-url-or-approved-local-source&gt; C:\Users\amiri\Documents\GitHub\just-peachy-launch-a-gpu</w:t>
+              <w:br/>
+              <w:t>Set-Location C:\Users\amiri\Documents\GitHub\just-peachy-launch-a-gpu</w:t>
+              <w:br/>
+              <w:t>git switch handoff</w:t>
+              <w:br/>
+              <w:t>git checkout &lt;FINAL_LAUNCH_COMMIT&gt;</w:t>
+              <w:br/>
+              <w:t>git status --short</w:t>
+              <w:br/>
+              <w:t>powershell -ExecutionPolicy Bypass -File scripts\prepare_execution_mode.ps1 -Mode cuda -InstallFFmpeg -DownloadModels</w:t>
+              <w:br/>
+              <w:t>$Python = Join-Path (Get-Location) '.stage8-envs\core-cuda\Scripts\python.exe'</w:t>
+              <w:br/>
+              <w:br/>
+              <w:t>&amp; $Python -m pip check</w:t>
             </w:r>
           </w:p>
         </w:tc>
@@ -754,72 +106,67 @@
     </w:tbl>
     <w:p>
       <w:pPr>
-        <w:spacing w:after="20"/>
+        <w:spacing w:after="0"/>
       </w:pPr>
     </w:p>
     <w:p>
       <w:r>
-        <w:t xml:space="preserve">Real run artifacts are under </w:t>
+        <w:t>Make licensed datasets and the MIT RIR directory available through approved local directory junctions or equivalent read-only links. Never copy raw audio into Git or campaign output folders. Verify ffmpeg -version in the same shell.</w:t>
       </w:r>
-      <w:r>
-        <w:rPr>
-          <w:rFonts w:ascii="Consolas" w:hAnsi="Consolas"/>
-          <w:color w:val="1F2937"/>
-          <w:sz w:val="19"/>
-        </w:rPr>
-        <w:t>runs/prompt14_clean_clone/20260810_150810_cmu_arctic_full_prompt14_clean_clone_real</w:t>
-      </w:r>
-      <w:r>
-        <w:t xml:space="preserve"> inside the disposable clone. The hypothesis was “author of the danger trail, fill up steels, etc.” for </w:t>
-      </w:r>
-      <w:r>
-        <w:rPr>
-          <w:rFonts w:ascii="Consolas" w:hAnsi="Consolas"/>
-          <w:color w:val="1F2937"/>
-          <w:sz w:val="19"/>
-        </w:rPr>
-        <w:t>CMU_ARCTIC_aew_arctic_a0001</w:t>
-      </w:r>
-      <w:r>
-        <w:t>; IDs and the 0.0–3.880063 second bounds were retained.</w:t>
-      </w:r>
+    </w:p>
+    <w:tbl>
+      <w:tblPr>
+        <w:tblW w:type="auto" w:w="0"/>
+        <w:jc w:val="center"/>
+        <w:tblLayout w:type="autofit"/>
+        <w:tblLook w:firstColumn="1" w:firstRow="1" w:lastColumn="0" w:lastRow="0" w:noHBand="0" w:noVBand="1" w:val="04A0"/>
+      </w:tblPr>
+      <w:tblGrid>
+        <w:gridCol w:w="10570"/>
+      </w:tblGrid>
+      <w:tr>
+        <w:tc>
+          <w:tcPr>
+            <w:tcW w:type="dxa" w:w="10570"/>
+            <w:shd w:fill="F2F4F7"/>
+            <w:tcMar>
+              <w:top w:w="110" w:type="dxa"/>
+              <w:start w:w="110" w:type="dxa"/>
+              <w:bottom w:w="110" w:type="dxa"/>
+              <w:end w:w="110" w:type="dxa"/>
+            </w:tcMar>
+          </w:tcPr>
+          <w:p>
+            <w:pPr>
+              <w:spacing w:after="0"/>
+            </w:pPr>
+            <w:r>
+              <w:rPr>
+                <w:rFonts w:ascii="Consolas" w:hAnsi="Consolas"/>
+                <w:sz w:val="13"/>
+              </w:rPr>
+              <w:t>[powershell]</w:t>
+              <w:br/>
+              <w:t>$Repo = (Get-Location).Path</w:t>
+              <w:br/>
+              <w:t>$Eval = Join-Path $Repo 'Software Validation from Datasets\Evaluation Tool'</w:t>
+              <w:br/>
+              <w:t>&amp; $Python "$Eval\scripts\materialize_launch_campaign.py" --launch-package "$Eval\configs\automated_evaluation\&lt;SELECTED_LAUNCH_PACKAGE&gt;" --automated-runs-root "$Eval\automated_runs" --bind-current-commit</w:t>
+              <w:br/>
+              <w:t>Get-Content "$Eval\automated_runs\&lt;SELECTED_CAMPAIGN&gt;\worker_assignments\release_binding.json"</w:t>
+            </w:r>
+          </w:p>
+        </w:tc>
+      </w:tr>
+    </w:tbl>
+    <w:p>
+      <w:pPr>
+        <w:spacing w:after="0"/>
+      </w:pPr>
     </w:p>
     <w:p>
       <w:r>
-        <w:t xml:space="preserve">Clean-clone Whisper identities were Tiny 75,572,083 bytes / SHA-256 </w:t>
-      </w:r>
-      <w:r>
-        <w:rPr>
-          <w:rFonts w:ascii="Consolas" w:hAnsi="Consolas"/>
-          <w:color w:val="1F2937"/>
-          <w:sz w:val="19"/>
-        </w:rPr>
-        <w:t>65147644A518D12F04E32D6F3B26FACC3F8DD46E5390956A9424A650C0CE22B9</w:t>
-      </w:r>
-      <w:r>
-        <w:t xml:space="preserve">, Base 145,262,807 / </w:t>
-      </w:r>
-      <w:r>
-        <w:rPr>
-          <w:rFonts w:ascii="Consolas" w:hAnsi="Consolas"/>
-          <w:color w:val="1F2937"/>
-          <w:sz w:val="19"/>
-        </w:rPr>
-        <w:t>ED3A0B6B1C0EDF879AD9B11B1AF5A0E6AB5DB9205F891F668F8B0E6C6326E34E</w:t>
-      </w:r>
-      <w:r>
-        <w:t xml:space="preserve">, and Small 483,617,219 / </w:t>
-      </w:r>
-      <w:r>
-        <w:rPr>
-          <w:rFonts w:ascii="Consolas" w:hAnsi="Consolas"/>
-          <w:color w:val="1F2937"/>
-          <w:sz w:val="19"/>
-        </w:rPr>
-        <w:t>9ECF779972D90BA49C06D968637D720DD632C55BBF19D441FB42BF17A411E794</w:t>
-      </w:r>
-      <w:r>
-        <w:t>.</w:t>
+        <w:t>The binding must name the checked-out final commit. Run one real CMU Arctic smoke through the normal evaluator, then execute the complete Machine A profile and assignment preflight from machine_a_readiness.md.</w:t>
       </w:r>
     </w:p>
     <w:p>
@@ -827,104 +174,83 @@
         <w:pStyle w:val="Heading2"/>
       </w:pPr>
       <w:r>
-        <w:t>Manual prerequisites</w:t>
+        <w:t>Acceptance evidence</w:t>
       </w:r>
     </w:p>
     <w:p>
       <w:pPr>
-        <w:pStyle w:val="ListNumber"/>
+        <w:pStyle w:val="ListBullet"/>
       </w:pPr>
       <w:r>
-        <w:t xml:space="preserve">Install FFmpeg and reopen the terminal so </w:t>
-      </w:r>
-      <w:r>
-        <w:rPr>
-          <w:rFonts w:ascii="Consolas" w:hAnsi="Consolas"/>
-          <w:color w:val="1F2937"/>
-          <w:sz w:val="19"/>
-        </w:rPr>
-        <w:t>where.exe ffmpeg</w:t>
-      </w:r>
-      <w:r>
-        <w:t xml:space="preserve"> succeeds.</w:t>
+        <w:t>Git worktree clean before runtime outputs; generated environments, caches, and runs remain ignored.</w:t>
       </w:r>
     </w:p>
     <w:p>
       <w:pPr>
-        <w:pStyle w:val="ListNumber"/>
+        <w:pStyle w:val="ListBullet"/>
       </w:pPr>
       <w:r>
-        <w:t>Supply licensed datasets locally; they are not cloned from GitHub.</w:t>
+        <w:t>CPU clone: Python 3.12, CPU-only PyTorch, device cpu, dtype float32, and pip check passes.</w:t>
       </w:r>
     </w:p>
     <w:p>
       <w:pPr>
-        <w:pStyle w:val="ListNumber"/>
+        <w:pStyle w:val="ListBullet"/>
       </w:pPr>
       <w:r>
-        <w:t>Bootstrap the exact required models with repository tooling before running;</w:t>
+        <w:t>CUDA clone: Python 3.12 and torch==2.11.0+cu128; CUDA runtime 12.8; pip check passes.</w:t>
+      </w:r>
+    </w:p>
+    <w:p>
+      <w:pPr>
+        <w:pStyle w:val="ListBullet"/>
+      </w:pPr>
+      <w:r>
+        <w:t>CUDA clone: RTX 3080 selected as cuda:0; real evaluator allocator VRAM is nonzero. CPU clone never requires NVIDIA tooling.</w:t>
+      </w:r>
+    </w:p>
+    <w:p>
+      <w:pPr>
+        <w:pStyle w:val="ListBullet"/>
+      </w:pPr>
+      <w:r>
+        <w:t>Whisper Base exact size/hash present; no inference-time download.</w:t>
+      </w:r>
+    </w:p>
+    <w:p>
+      <w:pPr>
+        <w:pStyle w:val="ListBullet"/>
+      </w:pPr>
+      <w:r>
+        <w:t>Campaign validates at 41 scenarios and assignments are non-overlapping.</w:t>
+      </w:r>
+    </w:p>
+    <w:p>
+      <w:pPr>
+        <w:pStyle w:val="ListBullet"/>
+      </w:pPr>
+      <w:r>
+        <w:t>Runtime assignment and release-binding identities bind to the final commit.</w:t>
+      </w:r>
+    </w:p>
+    <w:p>
+      <w:pPr>
+        <w:pStyle w:val="ListBullet"/>
+      </w:pPr>
+      <w:r>
+        <w:t>Both matching Machine A wrappers, each in its own clone, say READY_TO_LAUNCH for 20/20 scenarios with -PreflightOnly and do not start inference.</w:t>
       </w:r>
     </w:p>
     <w:p>
       <w:r>
-        <w:t>Tiny, Base, Small, and ECAPA were all verified in the clean clone, and implicit runtime downloads remain prohibited.</w:t>
-      </w:r>
-    </w:p>
-    <w:p>
-      <w:pPr>
-        <w:pStyle w:val="ListNumber"/>
-      </w:pPr>
-      <w:r>
-        <w:t>Commit and push Stage 14 once, repeat this clean-clone test at that new</w:t>
-      </w:r>
-    </w:p>
-    <w:p>
-      <w:r>
-        <w:t xml:space="preserve">commit, and run </w:t>
-      </w:r>
-      <w:r>
-        <w:rPr>
-          <w:rFonts w:ascii="Consolas" w:hAnsi="Consolas"/>
-          <w:color w:val="1F2937"/>
-          <w:sz w:val="19"/>
-        </w:rPr>
-        <w:t>python scripts/materialize_launch_campaign.py --bind-current-commit</w:t>
-      </w:r>
-      <w:r>
-        <w:t xml:space="preserve"> in both clones. Their generated </w:t>
-      </w:r>
-      <w:r>
-        <w:rPr>
-          <w:rFonts w:ascii="Consolas" w:hAnsi="Consolas"/>
-          <w:color w:val="1F2937"/>
-          <w:sz w:val="19"/>
-        </w:rPr>
-        <w:t>release_binding.json</w:t>
-      </w:r>
-      <w:r>
-        <w:t xml:space="preserve"> files must be byte-identical.</w:t>
-      </w:r>
-    </w:p>
-    <w:p>
-      <w:r>
-        <w:t xml:space="preserve">The portable machine-readable evidence is </w:t>
-      </w:r>
-      <w:r>
-        <w:rPr>
-          <w:rFonts w:ascii="Consolas" w:hAnsi="Consolas"/>
-          <w:color w:val="1F2937"/>
-          <w:sz w:val="19"/>
-        </w:rPr>
-        <w:t>artifacts/launch_readiness/fresh_clone_validation.json</w:t>
-      </w:r>
-      <w:r>
-        <w:t xml:space="preserve"> in the development workspace.</w:t>
+        <w:t>This establishes Machine A technical readiness only. It does not pass Machine B or the scientific gates and does not authorize the massive run.</w:t>
       </w:r>
     </w:p>
     <w:sectPr>
-      <w:footerReference w:type="default" r:id="rId9"/>
+      <w:headerReference w:type="default" r:id="rId9"/>
+      <w:footerReference w:type="default" r:id="rId10"/>
       <w:pgSz w:w="12240" w:h="15840"/>
-      <w:pgMar w:top="979" w:right="1037" w:bottom="979" w:left="1037" w:header="720" w:footer="720" w:gutter="0"/>
+      <w:pgMar w:top="720" w:right="835" w:bottom="720" w:left="835" w:header="720" w:footer="720" w:gutter="0"/>
       <w:cols w:space="720"/>
       <w:docGrid w:linePitch="360"/>
     </w:sectPr>
@@ -939,19 +265,36 @@
       <w:pStyle w:val="Footer"/>
       <w:jc w:val="right"/>
     </w:pPr>
-    <w:r/>
     <w:r>
-      <w:rPr>
-        <w:color w:val="5D6874"/>
-        <w:sz w:val="16"/>
-      </w:rPr>
-      <w:t xml:space="preserve">fresh_clone_validation.md   •   </w:t>
+      <w:t xml:space="preserve">Canonical source: fresh_clone_validation.md    </w:t>
+    </w:r>
+    <w:r>
+      <w:t xml:space="preserve">Page </w:t>
+    </w:r>
+    <w:r>
       <w:fldChar w:fldCharType="begin"/>
-      <w:instrText xml:space="preserve"> PAGE </w:instrText>
+      <w:instrText xml:space="preserve">PAGE</w:instrText>
       <w:fldChar w:fldCharType="end"/>
     </w:r>
   </w:p>
 </w:ftr>
+</file>
+
+<file path=word/header1.xml><?xml version="1.0" encoding="utf-8"?>
+<w:hdr xmlns:m="http://schemas.openxmlformats.org/officeDocument/2006/math" xmlns:mc="http://schemas.openxmlformats.org/markup-compatibility/2006" xmlns:mo="http://schemas.microsoft.com/office/mac/office/2008/main" xmlns:mv="urn:schemas-microsoft-com:mac:vml" xmlns:o="urn:schemas-microsoft-com:office:office" xmlns:r="http://schemas.openxmlformats.org/officeDocument/2006/relationships" xmlns:v="urn:schemas-microsoft-com:vml" xmlns:w10="urn:schemas-microsoft-com:office:word" xmlns:w14="http://schemas.microsoft.com/office/word/2010/wordml" xmlns:w="http://schemas.openxmlformats.org/wordprocessingml/2006/main" xmlns:wne="http://schemas.microsoft.com/office/word/2006/wordml" xmlns:wp14="http://schemas.microsoft.com/office/word/2010/wordprocessingDrawing" xmlns:wp="http://schemas.openxmlformats.org/drawingml/2006/wordprocessingDrawing" xmlns:wpc="http://schemas.microsoft.com/office/word/2010/wordprocessingCanvas" xmlns:wpg="http://schemas.microsoft.com/office/word/2010/wordprocessingGroup" xmlns:wpi="http://schemas.microsoft.com/office/word/2010/wordprocessingInk" xmlns:wps="http://schemas.microsoft.com/office/word/2010/wordprocessingShape" mc:Ignorable="w14 wp14">
+  <w:p>
+    <w:pPr>
+      <w:pStyle w:val="Caption"/>
+    </w:pPr>
+    <w:r>
+      <w:rPr>
+        <w:color w:val="595959"/>
+        <w:sz w:val="15"/>
+      </w:rPr>
+      <w:t>JUST PEACHY  |  AUTOMATED SPEECH EVALUATION  |  CPU + CUDA OPERATIONS</w:t>
+    </w:r>
+  </w:p>
+</w:hdr>
 </file>
 
 <file path=word/numbering.xml><?xml version="1.0" encoding="utf-8"?>
@@ -1318,12 +661,11 @@
     <w:qFormat/>
     <w:rsid w:val="00FC693F"/>
     <w:pPr>
-      <w:spacing w:after="100" w:line="259" w:lineRule="auto"/>
+      <w:spacing w:after="40" w:line="240" w:lineRule="auto"/>
     </w:pPr>
     <w:rPr>
       <w:rFonts w:ascii="Aptos" w:hAnsi="Aptos"/>
-      <w:color w:val="1F2937"/>
-      <w:sz w:val="21"/>
+      <w:sz w:val="18"/>
     </w:rPr>
   </w:style>
   <w:style w:type="paragraph" w:styleId="Header">
@@ -1381,15 +723,15 @@
     <w:pPr>
       <w:keepNext/>
       <w:keepLines/>
-      <w:spacing w:before="200" w:after="80"/>
+      <w:spacing w:before="100" w:after="40"/>
       <w:outlineLvl w:val="0"/>
     </w:pPr>
     <w:rPr>
       <w:rFonts w:asciiTheme="majorHAnsi" w:eastAsiaTheme="majorEastAsia" w:hAnsiTheme="majorHAnsi" w:cstheme="majorBidi" w:ascii="Aptos Display" w:hAnsi="Aptos Display"/>
       <w:b/>
       <w:bCs/>
-      <w:color w:val="1F4E79"/>
-      <w:sz w:val="30"/>
+      <w:color w:val="17365D"/>
+      <w:sz w:val="29"/>
       <w:szCs w:val="28"/>
     </w:rPr>
   </w:style>
@@ -1405,15 +747,15 @@
     <w:pPr>
       <w:keepNext/>
       <w:keepLines/>
-      <w:spacing w:before="140" w:after="80"/>
+      <w:spacing w:before="100" w:after="40"/>
       <w:outlineLvl w:val="1"/>
     </w:pPr>
     <w:rPr>
       <w:rFonts w:asciiTheme="majorHAnsi" w:eastAsiaTheme="majorEastAsia" w:hAnsiTheme="majorHAnsi" w:cstheme="majorBidi" w:ascii="Aptos Display" w:hAnsi="Aptos Display"/>
       <w:b/>
       <w:bCs/>
-      <w:color w:val="1F4E79"/>
-      <w:sz w:val="25"/>
+      <w:color w:val="2F5597"/>
+      <w:sz w:val="23"/>
       <w:szCs w:val="26"/>
     </w:rPr>
   </w:style>
@@ -1429,15 +771,15 @@
     <w:pPr>
       <w:keepNext/>
       <w:keepLines/>
-      <w:spacing w:before="140" w:after="80"/>
+      <w:spacing w:before="100" w:after="40"/>
       <w:outlineLvl w:val="2"/>
     </w:pPr>
     <w:rPr>
       <w:rFonts w:asciiTheme="majorHAnsi" w:eastAsiaTheme="majorEastAsia" w:hAnsiTheme="majorHAnsi" w:cstheme="majorBidi" w:ascii="Aptos Display" w:hAnsi="Aptos Display"/>
       <w:b/>
       <w:bCs/>
-      <w:color w:val="1F4E79"/>
-      <w:sz w:val="22"/>
+      <w:color w:val="365F91"/>
+      <w:sz w:val="20"/>
     </w:rPr>
   </w:style>
   <w:style w:type="paragraph" w:styleId="Heading4">
@@ -1668,19 +1010,20 @@
     <w:qFormat/>
     <w:rsid w:val="00FC693F"/>
     <w:pPr>
+      <w:keepNext/>
       <w:pBdr>
         <w:bottom w:val="single" w:sz="8" w:space="4" w:color="4F81BD" w:themeColor="accent1"/>
       </w:pBdr>
-      <w:spacing w:after="240" w:line="240" w:lineRule="auto"/>
+      <w:spacing w:after="40" w:line="240" w:lineRule="auto" w:before="100"/>
       <w:contextualSpacing/>
     </w:pPr>
     <w:rPr>
       <w:rFonts w:asciiTheme="majorHAnsi" w:eastAsiaTheme="majorEastAsia" w:hAnsiTheme="majorHAnsi" w:cstheme="majorBidi" w:ascii="Aptos Display" w:hAnsi="Aptos Display"/>
       <w:b/>
-      <w:color w:val="1F4E79"/>
+      <w:color w:val="17365D"/>
       <w:spacing w:val="5"/>
       <w:kern w:val="28"/>
-      <w:sz w:val="44"/>
+      <w:sz w:val="42"/>
       <w:szCs w:val="52"/>
     </w:rPr>
   </w:style>
@@ -13009,18 +12352,6 @@
         <w:shd w:val="clear" w:color="auto" w:fill="FBCAA2" w:themeFill="accent6" w:themeFillTint="7F"/>
       </w:tcPr>
     </w:tblStylePr>
-  </w:style>
-  <w:style w:type="paragraph" w:customStyle="1" w:styleId="CodeBlock">
-    <w:name w:val="Code Block"/>
-    <w:pPr>
-      <w:spacing w:before="60" w:after="120" w:line="240" w:lineRule="auto"/>
-      <w:ind w:left="173" w:right="173"/>
-    </w:pPr>
-    <w:rPr>
-      <w:rFonts w:ascii="Consolas" w:hAnsi="Consolas"/>
-      <w:color w:val="1F2937"/>
-      <w:sz w:val="17"/>
-    </w:rPr>
   </w:style>
 </w:styles>
 </file>

--- a/Software Validation from Datasets/Evaluation Tool/docs/automated_evaluation/Word Documents/6_fresh_clone_validation.docx
+++ b/Software Validation from Datasets/Evaluation Tool/docs/automated_evaluation/Word Documents/6_fresh_clone_validation.docx
@@ -16,6 +16,19 @@
       </w:pPr>
       <w:r>
         <w:t>Operational contract • generated from version-controlled Markdown</w:t>
+      </w:r>
+    </w:p>
+    <w:p>
+      <w:pPr>
+        <w:pStyle w:val="Heading2"/>
+      </w:pPr>
+      <w:r>
+        <w:t>Executed result</w:t>
+      </w:r>
+    </w:p>
+    <w:p>
+      <w:r>
+        <w:t>Machine A validation completed in two newly created clones without copying environments from development. CPU setup produced PyTorch 2.11.0+cpu; CUDA setup produced PyTorch 2.11.0+cu128 with CUDA 12.8 and cuDNN 91900 on the RTX 3080. Both passed pip check, the 24-check repository verifier, exact Whisper Base hash validation, real ordinary-evaluator smoke, campaign materialization, release binding, and complete assignment preflight. Both Git worktrees were clean at preflight. The historical just-peachy-launch-a clone remained untouched.</w:t>
       </w:r>
     </w:p>
     <w:p>
@@ -243,7 +256,7 @@
     </w:p>
     <w:p>
       <w:r>
-        <w:t>This establishes Machine A technical readiness only. It does not pass Machine B or the scientific gates and does not authorize the massive run.</w:t>
+        <w:t>This establishes Machine A technical readiness only. It does not pass Machine B or the scientific gates and does not authorize the massive run. Repeat materialization and -PreflightOnly after any future commit change because runtime assignment and release-binding hashes intentionally bind to the exact checkout.</w:t>
       </w:r>
     </w:p>
     <w:sectPr>
